--- a/reports/1st friday report (B.E).docx
+++ b/reports/1st friday report (B.E).docx
@@ -57,7 +57,27 @@
                 <w:sz w:val="26"/>
                 <w:szCs w:val="26"/>
               </w:rPr>
-              <w:t>Weekly Report — Week [N]</w:t>
+              <w:t>Weekly Report — Week [</w:t>
+            </w:r>
+            <w:r>
+              <w:rPr>
+                <w:b/>
+                <w:bCs/>
+                <w:color w:val="1F3864"/>
+                <w:sz w:val="26"/>
+                <w:szCs w:val="26"/>
+              </w:rPr>
+              <w:t>1</w:t>
+            </w:r>
+            <w:r>
+              <w:rPr>
+                <w:b/>
+                <w:bCs/>
+                <w:color w:val="1F3864"/>
+                <w:sz w:val="26"/>
+                <w:szCs w:val="26"/>
+              </w:rPr>
+              <w:t>]</w:t>
             </w:r>
           </w:p>
           <w:p>
@@ -163,6 +183,7 @@
               </w:rPr>
               <w:t xml:space="preserve"> </w:t>
             </w:r>
+            <w:proofErr w:type="spellStart"/>
             <w:r>
               <w:rPr>
                 <w:i/>
@@ -187,6 +208,7 @@
               </w:rPr>
               <w:t>ing</w:t>
             </w:r>
+            <w:proofErr w:type="spellEnd"/>
             <w:r>
               <w:rPr>
                 <w:i/>
@@ -204,13 +226,23 @@
               <w:br/>
               <w:t xml:space="preserve">- </w:t>
             </w:r>
-            <w:r>
-              <w:rPr>
-                <w:i/>
-                <w:iCs/>
-                <w:color w:val="808080"/>
-              </w:rPr>
-              <w:t xml:space="preserve">Organised our </w:t>
+            <w:proofErr w:type="spellStart"/>
+            <w:r>
+              <w:rPr>
+                <w:i/>
+                <w:iCs/>
+                <w:color w:val="808080"/>
+              </w:rPr>
+              <w:t>Organised</w:t>
+            </w:r>
+            <w:proofErr w:type="spellEnd"/>
+            <w:r>
+              <w:rPr>
+                <w:i/>
+                <w:iCs/>
+                <w:color w:val="808080"/>
+              </w:rPr>
+              <w:t xml:space="preserve"> our </w:t>
             </w:r>
             <w:r>
               <w:rPr>
@@ -340,7 +372,25 @@
                 <w:iCs/>
                 <w:color w:val="808080"/>
               </w:rPr>
-              <w:t xml:space="preserve"> pandas dtype to every column based on </w:t>
+              <w:t xml:space="preserve"> pandas </w:t>
+            </w:r>
+            <w:proofErr w:type="spellStart"/>
+            <w:r>
+              <w:rPr>
+                <w:i/>
+                <w:iCs/>
+                <w:color w:val="808080"/>
+              </w:rPr>
+              <w:t>dtype</w:t>
+            </w:r>
+            <w:proofErr w:type="spellEnd"/>
+            <w:r>
+              <w:rPr>
+                <w:i/>
+                <w:iCs/>
+                <w:color w:val="808080"/>
+              </w:rPr>
+              <w:t xml:space="preserve"> to every column based on </w:t>
             </w:r>
             <w:r>
               <w:rPr>
@@ -469,23 +519,7 @@
                 <w:iCs/>
                 <w:color w:val="808080"/>
               </w:rPr>
-              <w:t>distribution</w:t>
-            </w:r>
-            <w:r>
-              <w:rPr>
-                <w:i/>
-                <w:iCs/>
-                <w:color w:val="808080"/>
-              </w:rPr>
-              <w:t>s</w:t>
-            </w:r>
-            <w:r>
-              <w:rPr>
-                <w:i/>
-                <w:iCs/>
-                <w:color w:val="808080"/>
-              </w:rPr>
-              <w:t xml:space="preserve"> </w:t>
+              <w:t xml:space="preserve">distributions </w:t>
             </w:r>
             <w:r>
               <w:rPr>
@@ -607,7 +641,25 @@
                 <w:iCs/>
                 <w:color w:val="808080"/>
               </w:rPr>
-              <w:t>Finally using claude to g</w:t>
+              <w:t xml:space="preserve">Finally using </w:t>
+            </w:r>
+            <w:proofErr w:type="spellStart"/>
+            <w:r>
+              <w:rPr>
+                <w:i/>
+                <w:iCs/>
+                <w:color w:val="808080"/>
+              </w:rPr>
+              <w:t>claude</w:t>
+            </w:r>
+            <w:proofErr w:type="spellEnd"/>
+            <w:r>
+              <w:rPr>
+                <w:i/>
+                <w:iCs/>
+                <w:color w:val="808080"/>
+              </w:rPr>
+              <w:t xml:space="preserve"> to g</w:t>
             </w:r>
             <w:r>
               <w:rPr>
@@ -734,6 +786,389 @@
       </w:tr>
     </w:tbl>
     <w:p/>
+    <w:p/>
+    <w:p/>
+    <w:p/>
+    <w:p/>
+    <w:p/>
+    <w:p/>
+    <w:p/>
+    <w:p/>
+    <w:p/>
+    <w:p/>
+    <w:p/>
+    <w:p/>
+    <w:p/>
+    <w:p/>
+    <w:p/>
+    <w:p/>
+    <w:p/>
+    <w:p>
+      <w:pPr>
+        <w:spacing w:after="120"/>
+      </w:pPr>
+      <w:r>
+        <w:rPr>
+          <w:b/>
+          <w:bCs/>
+          <w:color w:val="1F3864"/>
+          <w:sz w:val="26"/>
+          <w:szCs w:val="26"/>
+        </w:rPr>
+        <w:lastRenderedPageBreak/>
+        <w:t>Weekly Report — Week [1]</w:t>
+      </w:r>
+    </w:p>
+    <w:p>
+      <w:pPr>
+        <w:spacing w:after="200"/>
+      </w:pPr>
+      <w:r>
+        <w:rPr>
+          <w:color w:val="595959"/>
+        </w:rPr>
+        <w:t xml:space="preserve">Name: </w:t>
+      </w:r>
+      <w:r>
+        <w:rPr>
+          <w:color w:val="595959"/>
+          <w:u w:val="single"/>
+        </w:rPr>
+        <w:t>Baqir Elcock</w:t>
+      </w:r>
+      <w:r>
+        <w:rPr>
+          <w:color w:val="595959"/>
+        </w:rPr>
+        <w:t xml:space="preserve">_____    Date: </w:t>
+      </w:r>
+      <w:r>
+        <w:rPr>
+          <w:color w:val="595959"/>
+          <w:u w:val="single"/>
+        </w:rPr>
+        <w:t>08/</w:t>
+      </w:r>
+      <w:r>
+        <w:rPr>
+          <w:color w:val="595959"/>
+          <w:u w:val="single"/>
+        </w:rPr>
+        <w:t>14</w:t>
+      </w:r>
+      <w:r>
+        <w:rPr>
+          <w:color w:val="595959"/>
+          <w:u w:val="single"/>
+        </w:rPr>
+        <w:t>/2026</w:t>
+      </w:r>
+      <w:r>
+        <w:rPr>
+          <w:color w:val="595959"/>
+        </w:rPr>
+        <w:t xml:space="preserve">_____    Hours on assignment this week: </w:t>
+      </w:r>
+      <w:r>
+        <w:rPr>
+          <w:color w:val="595959"/>
+          <w:u w:val="single"/>
+        </w:rPr>
+        <w:t>_</w:t>
+      </w:r>
+      <w:r>
+        <w:rPr>
+          <w:color w:val="595959"/>
+          <w:u w:val="single"/>
+        </w:rPr>
+        <w:t>6</w:t>
+      </w:r>
+      <w:r>
+        <w:rPr>
+          <w:color w:val="595959"/>
+          <w:u w:val="single"/>
+        </w:rPr>
+        <w:t>___</w:t>
+      </w:r>
+    </w:p>
+    <w:p>
+      <w:pPr>
+        <w:spacing w:after="80"/>
+      </w:pPr>
+      <w:r>
+        <w:rPr>
+          <w:b/>
+          <w:bCs/>
+        </w:rPr>
+        <w:t>1. What I completed this week</w:t>
+      </w:r>
+    </w:p>
+    <w:p>
+      <w:pPr>
+        <w:spacing w:after="200"/>
+        <w:rPr>
+          <w:i/>
+          <w:iCs/>
+          <w:color w:val="808080"/>
+        </w:rPr>
+      </w:pPr>
+      <w:r>
+        <w:rPr>
+          <w:i/>
+          <w:iCs/>
+          <w:color w:val="808080"/>
+        </w:rPr>
+        <w:t xml:space="preserve">- With the help of Imran and Nic, I built a cleaning Script that detects exact-duplications, removes natural person key and corrects errors such as age 01 and hours “99” to </w:t>
+      </w:r>
+      <w:proofErr w:type="spellStart"/>
+      <w:r>
+        <w:rPr>
+          <w:i/>
+          <w:iCs/>
+          <w:color w:val="808080"/>
+        </w:rPr>
+        <w:t>NaN</w:t>
+      </w:r>
+      <w:proofErr w:type="spellEnd"/>
+      <w:r>
+        <w:rPr>
+          <w:i/>
+          <w:iCs/>
+          <w:color w:val="808080"/>
+        </w:rPr>
+        <w:t>.</w:t>
+      </w:r>
+      <w:r>
+        <w:rPr>
+          <w:i/>
+          <w:iCs/>
+          <w:color w:val="808080"/>
+        </w:rPr>
+        <w:br/>
+        <w:t>- Claude added an automatic free-text consolidation, but only above a 0.98 similarity threshold that I checked by eye against real examples first and anything less certain was flagged for manual review.</w:t>
+      </w:r>
+      <w:r>
+        <w:rPr>
+          <w:i/>
+          <w:iCs/>
+          <w:color w:val="808080"/>
+        </w:rPr>
+        <w:br/>
+        <w:t xml:space="preserve">- </w:t>
+      </w:r>
+      <w:proofErr w:type="spellStart"/>
+      <w:r>
+        <w:rPr>
+          <w:i/>
+          <w:iCs/>
+          <w:color w:val="808080"/>
+        </w:rPr>
+        <w:t>Isic</w:t>
+      </w:r>
+      <w:proofErr w:type="spellEnd"/>
+      <w:r>
+        <w:rPr>
+          <w:i/>
+          <w:iCs/>
+          <w:color w:val="808080"/>
+        </w:rPr>
+        <w:t xml:space="preserve"> and Isco codes inconsistently lost a leading zero upon exportation so they were fixed</w:t>
+      </w:r>
+      <w:r>
+        <w:rPr>
+          <w:i/>
+          <w:iCs/>
+          <w:color w:val="808080"/>
+        </w:rPr>
+        <w:br/>
+        <w:t>- Claude drafted a problem inventory.py into the scripts folder for the variables sex, age, hours worked, industry and occupation for all pre-cleaning data.</w:t>
+      </w:r>
+      <w:r>
+        <w:rPr>
+          <w:i/>
+          <w:iCs/>
+          <w:color w:val="808080"/>
+        </w:rPr>
+        <w:br/>
+        <w:t>- Metadata was cleane</w:t>
+      </w:r>
+      <w:r>
+        <w:rPr>
+          <w:i/>
+          <w:iCs/>
+          <w:color w:val="808080"/>
+        </w:rPr>
+        <w:t>d and exported  and all changed were committed and tracked within the repository.</w:t>
+      </w:r>
+      <w:r>
+        <w:rPr>
+          <w:i/>
+          <w:iCs/>
+          <w:color w:val="808080"/>
+        </w:rPr>
+        <w:br/>
+        <w:t xml:space="preserve">- The exploratory charts were expanded with ISIC, ISCO and hours worked in </w:t>
+      </w:r>
+      <w:proofErr w:type="spellStart"/>
+      <w:r>
+        <w:rPr>
+          <w:i/>
+          <w:iCs/>
+          <w:color w:val="808080"/>
+        </w:rPr>
+        <w:t>a</w:t>
+      </w:r>
+      <w:proofErr w:type="spellEnd"/>
+      <w:r>
+        <w:rPr>
+          <w:i/>
+          <w:iCs/>
+          <w:color w:val="808080"/>
+        </w:rPr>
+        <w:t xml:space="preserve"> eye pleasing manner.</w:t>
+      </w:r>
+      <w:r>
+        <w:rPr>
+          <w:i/>
+          <w:iCs/>
+          <w:color w:val="808080"/>
+        </w:rPr>
+        <w:br/>
+      </w:r>
+    </w:p>
+    <w:p>
+      <w:pPr>
+        <w:spacing w:after="80"/>
+      </w:pPr>
+      <w:r>
+        <w:rPr>
+          <w:b/>
+          <w:bCs/>
+        </w:rPr>
+        <w:t>2. What I plan for next week</w:t>
+      </w:r>
+    </w:p>
+    <w:p>
+      <w:pPr>
+        <w:spacing w:after="200"/>
+      </w:pPr>
+      <w:r>
+        <w:rPr>
+          <w:i/>
+          <w:iCs/>
+          <w:color w:val="808080"/>
+        </w:rPr>
+        <w:t xml:space="preserve">- Learning and Applying imputations (mean, median, mode, </w:t>
+      </w:r>
+      <w:proofErr w:type="spellStart"/>
+      <w:r>
+        <w:rPr>
+          <w:i/>
+          <w:iCs/>
+          <w:color w:val="808080"/>
+        </w:rPr>
+        <w:t>etc</w:t>
+      </w:r>
+      <w:proofErr w:type="spellEnd"/>
+      <w:r>
+        <w:rPr>
+          <w:i/>
+          <w:iCs/>
+          <w:color w:val="808080"/>
+        </w:rPr>
+        <w:t>)</w:t>
+      </w:r>
+    </w:p>
+    <w:p>
+      <w:pPr>
+        <w:spacing w:after="80"/>
+      </w:pPr>
+      <w:r>
+        <w:rPr>
+          <w:b/>
+          <w:bCs/>
+        </w:rPr>
+        <w:t>3. Blockers and issues</w:t>
+      </w:r>
+    </w:p>
+    <w:p>
+      <w:pPr>
+        <w:spacing w:after="200"/>
+      </w:pPr>
+      <w:r>
+        <w:rPr>
+          <w:i/>
+          <w:iCs/>
+          <w:color w:val="808080"/>
+        </w:rPr>
+        <w:t xml:space="preserve">ISCO AND ISIC codes would </w:t>
+      </w:r>
+      <w:r>
+        <w:rPr>
+          <w:i/>
+          <w:iCs/>
+          <w:color w:val="808080"/>
+        </w:rPr>
+        <w:t>inconsistently lose a leading zero on export (e.g. "0729" stored as "729"), which would have silently misclassified those rows if not zero-padded before reading; after the fix, 0 of 4,789 codes with a value failed to classify</w:t>
+      </w:r>
+      <w:r>
+        <w:rPr>
+          <w:i/>
+          <w:iCs/>
+          <w:color w:val="808080"/>
+        </w:rPr>
+        <w:br/>
+      </w:r>
+      <w:r>
+        <w:rPr>
+          <w:i/>
+          <w:iCs/>
+          <w:color w:val="808080"/>
+        </w:rPr>
+        <w:br/>
+        <w:t>Encountered a missingness split in q1_15, 15 and 16 but later figured out they were structurally intended</w:t>
+      </w:r>
+    </w:p>
+    <w:p>
+      <w:pPr>
+        <w:spacing w:after="80"/>
+      </w:pPr>
+      <w:r>
+        <w:rPr>
+          <w:b/>
+          <w:bCs/>
+        </w:rPr>
+        <w:t>4. Anything I need from the evaluating office</w:t>
+      </w:r>
+    </w:p>
+    <w:p>
+      <w:r>
+        <w:rPr>
+          <w:i/>
+          <w:iCs/>
+          <w:color w:val="808080"/>
+        </w:rPr>
+        <w:t xml:space="preserve">Nothing at the </w:t>
+      </w:r>
+      <w:proofErr w:type="spellStart"/>
+      <w:r>
+        <w:rPr>
+          <w:i/>
+          <w:iCs/>
+          <w:color w:val="808080"/>
+        </w:rPr>
+        <w:t>momentttttt</w:t>
+      </w:r>
+      <w:proofErr w:type="spellEnd"/>
+      <w:r>
+        <w:rPr>
+          <w:i/>
+          <w:iCs/>
+          <w:color w:val="808080"/>
+        </w:rPr>
+        <w:t>!</w:t>
+      </w:r>
+    </w:p>
     <w:sectPr>
       <w:pgSz w:w="12240" w:h="15840"/>
       <w:pgMar w:top="1440" w:right="1440" w:bottom="1440" w:left="1440" w:header="720" w:footer="720" w:gutter="0"/>
